--- a/examples/datasets/doc/02-eunite-loads.docx
+++ b/examples/datasets/doc/02-eunite-loads.docx
@@ -888,7 +888,7 @@
               <a:graphicData uri="http://schemas.openxmlformats.org/drawingml/2006/picture">
                 <pic:pic>
                   <pic:nvPicPr>
-                    <pic:cNvPr descr="/home/gpca/tspredit/examples/datasets/doc/02-eunite-loads_files/32564a97e4cd2cbe15843cb9ce00a0b948a12447.png" id="13" name="Picture"/>
+                    <pic:cNvPr descr="C:\Git\cefet-rj-dal\tspredit\examples\datasets\doc\02-eunite-loads_files/2d0c0f7149e222189c123df5e9a43a3b873ca7e5.png" id="13" name="Picture"/>
                     <pic:cNvPicPr>
                       <a:picLocks noChangeArrowheads="1" noChangeAspect="1"/>
                     </pic:cNvPicPr>

--- a/examples/datasets/doc/02-eunite-loads.docx
+++ b/examples/datasets/doc/02-eunite-loads.docx
@@ -888,7 +888,7 @@
               <a:graphicData uri="http://schemas.openxmlformats.org/drawingml/2006/picture">
                 <pic:pic>
                   <pic:nvPicPr>
-                    <pic:cNvPr descr="C:\Git\cefet-rj-dal\tspredit\examples\datasets\doc\02-eunite-loads_files/2d0c0f7149e222189c123df5e9a43a3b873ca7e5.png" id="13" name="Picture"/>
+                    <pic:cNvPr descr="C:\Git\dal\tspredit\examples\datasets\doc\02-eunite-loads_files/2d0c0f7149e222189c123df5e9a43a3b873ca7e5.png" id="13" name="Picture"/>
                     <pic:cNvPicPr>
                       <a:picLocks noChangeArrowheads="1" noChangeAspect="1"/>
                     </pic:cNvPicPr>

--- a/examples/datasets/doc/02-eunite-loads.docx
+++ b/examples/datasets/doc/02-eunite-loads.docx
@@ -888,7 +888,7 @@
               <a:graphicData uri="http://schemas.openxmlformats.org/drawingml/2006/picture">
                 <pic:pic>
                   <pic:nvPicPr>
-                    <pic:cNvPr descr="C:\Git\dal\tspredit\examples\datasets\doc\02-eunite-loads_files/2d0c0f7149e222189c123df5e9a43a3b873ca7e5.png" id="13" name="Picture"/>
+                    <pic:cNvPr descr="/home/gpca/tspredit/examples/datasets/doc/02-eunite-loads_files/32564a97e4cd2cbe15843cb9ce00a0b948a12447.png" id="13" name="Picture"/>
                     <pic:cNvPicPr>
                       <a:picLocks noChangeArrowheads="1" noChangeAspect="1"/>
                     </pic:cNvPicPr>
